--- a/6-过程管理/运行记录类文件/060206-天津港引航中心引航信息系统及设备维护项目-信息安全管理计划.docx
+++ b/6-过程管理/运行记录类文件/060206-天津港引航中心引航信息系统及设备维护项目-信息安全管理计划.docx
@@ -126,8 +126,8 @@
           <w:lang w:eastAsia="zh-CN"/>
         </w:rPr>
       </w:pPr>
-      <w:bookmarkStart w:id="0" w:name="_Toc18452"/>
-      <w:bookmarkStart w:id="1" w:name="_Toc22278"/>
+      <w:bookmarkStart w:id="0" w:name="_Toc22278"/>
+      <w:bookmarkStart w:id="1" w:name="_Toc18452"/>
       <w:r>
         <w:rPr>
           <w:lang w:eastAsia="zh-CN"/>
@@ -353,9 +353,17 @@
             <w:r>
               <w:rPr>
                 <w:rFonts w:hint="eastAsia"/>
-                <w:lang w:eastAsia="zh-CN"/>
-              </w:rPr>
-              <w:t>编制时间</w:t>
+                <w:vertAlign w:val="baseline"/>
+                <w:lang w:val="en-US" w:eastAsia="zh-CN"/>
+              </w:rPr>
+              <w:t>审核</w:t>
+            </w:r>
+            <w:r>
+              <w:rPr>
+                <w:rFonts w:hint="eastAsia"/>
+                <w:lang w:eastAsia="zh-CN"/>
+              </w:rPr>
+              <w:t>时间</w:t>
             </w:r>
             <w:r>
               <w:rPr>
@@ -534,14 +542,6 @@
       </w:tblGrid>
       <w:tr>
         <w:tblPrEx>
-          <w:tblBorders>
-            <w:top w:val="single" w:color="000000" w:sz="2" w:space="0"/>
-            <w:left w:val="single" w:color="000000" w:sz="2" w:space="0"/>
-            <w:bottom w:val="single" w:color="000000" w:sz="2" w:space="0"/>
-            <w:right w:val="single" w:color="000000" w:sz="2" w:space="0"/>
-            <w:insideH w:val="single" w:color="000000" w:sz="2" w:space="0"/>
-            <w:insideV w:val="single" w:color="000000" w:sz="2" w:space="0"/>
-          </w:tblBorders>
           <w:tblCellMar>
             <w:top w:w="0" w:type="dxa"/>
             <w:left w:w="0" w:type="dxa"/>
@@ -2362,7 +2362,15 @@
         <w:rPr>
           <w:rFonts w:hint="eastAsia"/>
         </w:rPr>
-        <w:t>月1日起，贯穿项目建设、验收及后续运维服务全周期。</w:t>
+        <w:t>月</w:t>
+      </w:r>
+      <w:bookmarkStart w:id="17" w:name="_GoBack"/>
+      <w:bookmarkEnd w:id="17"/>
+      <w:r>
+        <w:rPr>
+          <w:rFonts w:hint="eastAsia"/>
+        </w:rPr>
+        <w:t>起，贯穿项目建设、验收及后续运维服务全周期。</w:t>
       </w:r>
     </w:p>
     <w:p>
@@ -2387,7 +2395,6 @@
         <w:pStyle w:val="29"/>
         <w:bidi w:val="0"/>
       </w:pPr>
-      <w:bookmarkStart w:id="17" w:name="_GoBack"/>
       <w:r>
         <w:t>本计划适用于项目相关全体人员，包括乙方项目团队及与甲方协作人员。</w:t>
       </w:r>
@@ -2398,7 +2405,6 @@
         <w:t>。</w:t>
       </w:r>
     </w:p>
-    <w:bookmarkEnd w:id="17"/>
     <w:p>
       <w:pPr>
         <w:pStyle w:val="30"/>
@@ -2990,6 +2996,7 @@
             <w:insideH w:val="single" w:color="auto" w:sz="4" w:space="0"/>
             <w:insideV w:val="single" w:color="auto" w:sz="4" w:space="0"/>
           </w:tblBorders>
+          <w:shd w:val="clear" w:color="auto" w:fill="auto"/>
           <w:tblCellMar>
             <w:top w:w="15" w:type="dxa"/>
             <w:left w:w="15" w:type="dxa"/>
@@ -3349,6 +3356,12 @@
             <w:insideH w:val="single" w:color="auto" w:sz="4" w:space="0"/>
             <w:insideV w:val="single" w:color="auto" w:sz="4" w:space="0"/>
           </w:tblBorders>
+          <w:tblCellMar>
+            <w:top w:w="15" w:type="dxa"/>
+            <w:left w:w="15" w:type="dxa"/>
+            <w:bottom w:w="15" w:type="dxa"/>
+            <w:right w:w="15" w:type="dxa"/>
+          </w:tblCellMar>
         </w:tblPrEx>
         <w:trPr>
           <w:tblHeader/>
@@ -4894,7 +4907,7 @@
     <w:lsdException w:unhideWhenUsed="0" w:uiPriority="0" w:semiHidden="0" w:name="HTML Sample"/>
     <w:lsdException w:unhideWhenUsed="0" w:uiPriority="0" w:semiHidden="0" w:name="HTML Typewriter"/>
     <w:lsdException w:unhideWhenUsed="0" w:uiPriority="0" w:semiHidden="0" w:name="HTML Variable"/>
-    <w:lsdException w:uiPriority="99" w:name="Normal Table"/>
+    <w:lsdException w:qFormat="1" w:uiPriority="99" w:name="Normal Table"/>
     <w:lsdException w:unhideWhenUsed="0" w:uiPriority="0" w:semiHidden="0" w:name="annotation subject"/>
     <w:lsdException w:uiPriority="0" w:name="Table Simple 1"/>
     <w:lsdException w:uiPriority="0" w:name="Table Simple 2"/>
@@ -5279,6 +5292,7 @@
     <w:name w:val="Normal Table"/>
     <w:semiHidden/>
     <w:unhideWhenUsed/>
+    <w:qFormat/>
     <w:uiPriority w:val="99"/>
     <w:tblPr>
       <w:tblCellMar>
